--- a/vbhc-vn/templates/07-giay-chung-nhan-attp.docx
+++ b/vbhc-vn/templates/07-giay-chung-nhan-attp.docx
@@ -20,7 +20,7 @@
           <w:sz w:val="26"/>
           <w:szCs w:val="26"/>
         </w:rPr>
-        <w:t xml:space="preserve">CỘNG HOÀ XÃ HỘI CHỦ NGHĨA VIỆT </w:t>
+        <w:t xml:space="preserve">CỘNG HÒA XÃ HỘI CHỦ NGHĨA VIỆT </w:t>
       </w:r>
       <w:smartTag w:uri="urn:schemas-microsoft-com:office:smarttags" w:element="place">
         <w:smartTag w:uri="urn:schemas-microsoft-com:office:smarttags" w:element="country-region">
@@ -52,7 +52,7 @@
           <w:bCs/>
           <w:u w:val="single"/>
         </w:rPr>
-        <w:t>Độc lập - Tự do - Hạnh phúc</w:t>
+        <w:t>Độc lập – Tự do – Hạnh phúc</w:t>
       </w:r>
     </w:p>
     <w:p>
@@ -62,6 +62,14 @@
           <w:b/>
         </w:rPr>
       </w:pPr>
+      <w:r>
+        <w:rPr>
+          <w:noProof/>
+        </w:rPr>
+        <w:pict>
+          <v:line id="TieuNguRule07" o:spid="_x0000_s2026" style="position:absolute;z-index:251658240;mso-position-horizontal:center;mso-position-horizontal-relative:margin;mso-position-vertical-relative:line" from="0,2pt" to="144pt,2pt" strokecolor="black" strokeweight=".75pt"/>
+        </w:pict>
+      </w:r>
     </w:p>
     <w:p>
       <w:pPr>
@@ -512,6 +520,7 @@
             <w:r>
               <w:rPr>
                 <w:i/>
+                <w:sz w:val="26"/>
                 <w:lang w:val="nl-NL"/>
               </w:rPr>
               <w:t>Lào Cai</w:t>
@@ -519,6 +528,7 @@
             <w:r>
               <w:rPr>
                 <w:i/>
+                <w:sz w:val="26"/>
                 <w:lang w:val="nl-NL"/>
               </w:rPr>
               <w:t>, ngày</w:t>
@@ -526,6 +536,7 @@
             <w:r>
               <w:rPr>
                 <w:i/>
+                <w:sz w:val="26"/>
                 <w:lang w:val="nl-NL"/>
               </w:rPr>
               <w:t xml:space="preserve">        </w:t>
@@ -533,6 +544,7 @@
             <w:r>
               <w:rPr>
                 <w:i/>
+                <w:sz w:val="26"/>
                 <w:lang w:val="nl-NL"/>
               </w:rPr>
               <w:t>tháng</w:t>
@@ -540,6 +552,7 @@
             <w:r>
               <w:rPr>
                 <w:i/>
+                <w:sz w:val="26"/>
                 <w:lang w:val="nl-NL"/>
               </w:rPr>
               <w:t xml:space="preserve"> 4</w:t>
@@ -547,6 +560,7 @@
             <w:r>
               <w:rPr>
                 <w:i/>
+                <w:sz w:val="26"/>
                 <w:lang w:val="nl-NL"/>
               </w:rPr>
               <w:t xml:space="preserve"> năm 20</w:t>
@@ -554,6 +568,7 @@
             <w:r>
               <w:rPr>
                 <w:i/>
+                <w:sz w:val="26"/>
                 <w:lang w:val="nl-NL"/>
               </w:rPr>
               <w:t>26</w:t>
